--- a/pr-preview/pr-90/chapters/03-observational-studies-tracked-changes.docx
+++ b/pr-preview/pr-90/chapters/03-observational-studies-tracked-changes.docx
@@ -17176,7 +17176,17 @@
       </w:ins>
       <w:ins w:id="119" w:author="PR Preview" w:date="2024-01-01T00:00:00Z">
         <w:r>
-          <w:t xml:space="preserve">Because the etiologic fraction does not rest on excess cases, it can be computed only in randomized experiments under strong assumptions (Greenland and Robins 1988; Robins and Greenland 1989).</w:t>
+          <w:t xml:space="preserve">Because the etiologic fraction does not rest on excess cases, it can be computed only in randomized experiments under strong assumptions (Greenland and Robins 1988;</w:t>
+        </w:r>
+      </w:ins>
+      <w:ins w:id="119" w:author="PR Preview" w:date="2024-01-01T00:00:00Z">
+        <w:r>
+          <w:t xml:space="preserve"> </w:t>
+        </w:r>
+      </w:ins>
+      <w:ins w:id="119" w:author="PR Preview" w:date="2024-01-01T00:00:00Z">
+        <w:r>
+          <w:t xml:space="preserve">Robins and Greenland 1989).</w:t>
         </w:r>
       </w:ins>
       <w:ins w:id="119" w:author="PR Preview" w:date="2024-01-01T00:00:00Z">
@@ -17529,7 +17539,17 @@
       </w:ins>
       <w:ins w:id="133" w:author="PR Preview" w:date="2024-01-01T00:00:00Z">
         <w:r>
-          <w:t xml:space="preserve">The acronym PICO (Population, Intervention, Comparator, Outcome; Richardson et al. 1995) summarizes some of these components.</w:t>
+          <w:t xml:space="preserve">The acronym PICO (Population, Intervention, Comparator, Outcome;</w:t>
+        </w:r>
+      </w:ins>
+      <w:ins w:id="133" w:author="PR Preview" w:date="2024-01-01T00:00:00Z">
+        <w:r>
+          <w:t xml:space="preserve"> </w:t>
+        </w:r>
+      </w:ins>
+      <w:ins w:id="133" w:author="PR Preview" w:date="2024-01-01T00:00:00Z">
+        <w:r>
+          <w:t xml:space="preserve">Richardson et al. 1995) summarizes some of these components.</w:t>
         </w:r>
       </w:ins>
     </w:p>
@@ -19190,7 +19210,19 @@
               <w:t xml:space="preserve"> </w:t>
             </w:r>
             <w:r>
-              <w:t xml:space="preserve">exists (Pearl 2009; Schwartz et al. 2016; Glymour and Spiegelman 2016)</w:t>
+              <w:t xml:space="preserve">exists (Pearl 2009;</w:t>
+            </w:r>
+            <w:r>
+              <w:t xml:space="preserve"> </w:t>
+            </w:r>
+            <w:r>
+              <w:t xml:space="preserve">Schwartz et al. 2016;</w:t>
+            </w:r>
+            <w:r>
+              <w:t xml:space="preserve"> </w:t>
+            </w:r>
+            <w:r>
+              <w:t xml:space="preserve">Glymour and Spiegelman 2016)</w:t>
             </w:r>
             <w:r>
               <w:t xml:space="preserve"> </w:t>
